--- a/app/db/seed_data/templates/DEFAULT_ENG_UKR_invoice.docx
+++ b/app/db/seed_data/templates/DEFAULT_ENG_UKR_invoice.docx
@@ -22,7 +22,7 @@
           <w:szCs w:val="28"/>
           <w:rtl w:val="0"/>
         </w:rPr>
-        <w:t xml:space="preserve">Invoice / Інвойс # {{ prefix }}-{{ id }}</w:t>
+        <w:t xml:space="preserve">Invoice / Інвойс # {{ prefix, id, sep=”-” }}</w:t>
       </w:r>
     </w:p>
     <w:p>

--- a/app/db/seed_data/templates/DEFAULT_ENG_UKR_invoice.docx
+++ b/app/db/seed_data/templates/DEFAULT_ENG_UKR_invoice.docx
@@ -22,7 +22,7 @@
           <w:szCs w:val="28"/>
           <w:rtl w:val="0"/>
         </w:rPr>
-        <w:t xml:space="preserve">Invoice / Інвойс # {{ prefix, id, sep=”-” }}</w:t>
+        <w:t xml:space="preserve">Invoice / Інвойс # {{ prefix, id, sep=”” }}</w:t>
       </w:r>
     </w:p>
     <w:p>
